--- a/zht/docx/224.content.docx
+++ b/zht/docx/224.content.docx
@@ -258,18 +258,12 @@
         </w:rPr>
         <w:t>以色列的神為人類的行為設立了理想標準。聖經中關於罪的最常見詞語是指以某種方式違背這一標準。希伯來文hata’和希臘文hamartia原本的意思是「未達標準，未盡責任」（</w:t>
       </w:r>
-      <w:hyperlink r:id="rId13">
-        <w:r>
-          <w:rPr>
-            <w:lang w:val="zh_TW" w:bidi="zh_TW"/>
-          </w:rPr>
-          <w:rPr>
-            <w:color w:val="0000EE"/>
-            <w:u w:val="single"/>
-          </w:rPr>
-          <w:t>羅3:23</w:t>
-        </w:r>
-      </w:hyperlink>
+      <w:r>
+        <w:rPr>
+          <w:lang w:val="zh_TW" w:bidi="zh_TW"/>
+        </w:rPr>
+        <w:t>羅3:23</w:t>
+      </w:r>
       <w:r>
         <w:rPr>
           <w:lang w:val="zh_TW" w:bidi="zh_TW"/>
@@ -314,54 +308,36 @@
         </w:rPr>
         <w:t>創世記將罪的根源追溯到故意濫用神所賦予的自由，來違背了一個單獨的限制性禁令。以西結書強烈主張個人責任，反對傳統的集體罪責理論（</w:t>
       </w:r>
-      <w:hyperlink r:id="rId14">
-        <w:r>
-          <w:rPr>
-            <w:lang w:val="zh_TW" w:bidi="zh_TW"/>
-          </w:rPr>
-          <w:rPr>
-            <w:color w:val="0000EE"/>
-            <w:u w:val="single"/>
-          </w:rPr>
-          <w:t>結18</w:t>
-        </w:r>
-      </w:hyperlink>
+      <w:r>
+        <w:rPr>
+          <w:lang w:val="zh_TW" w:bidi="zh_TW"/>
+        </w:rPr>
+        <w:t>結18</w:t>
+      </w:r>
       <w:r>
         <w:rPr>
           <w:lang w:val="zh_TW" w:bidi="zh_TW"/>
         </w:rPr>
         <w:t>）。繼耶利米之後，他強調如果要改變外在行為，內心的生命必須得到潔淨和更新；神的律法必須成為個人內心的動力，才能克服罪（</w:t>
       </w:r>
-      <w:hyperlink r:id="rId15">
-        <w:r>
-          <w:rPr>
-            <w:lang w:val="zh_TW" w:bidi="zh_TW"/>
-          </w:rPr>
-          <w:rPr>
-            <w:color w:val="0000EE"/>
-            <w:u w:val="single"/>
-          </w:rPr>
-          <w:t>耶31:29–34</w:t>
-        </w:r>
-      </w:hyperlink>
+      <w:r>
+        <w:rPr>
+          <w:lang w:val="zh_TW" w:bidi="zh_TW"/>
+        </w:rPr>
+        <w:t>耶31:29–34</w:t>
+      </w:r>
       <w:r>
         <w:rPr>
           <w:lang w:val="zh_TW" w:bidi="zh_TW"/>
         </w:rPr>
         <w:t>；</w:t>
       </w:r>
-      <w:hyperlink r:id="rId16">
-        <w:r>
-          <w:rPr>
-            <w:lang w:val="zh_TW" w:bidi="zh_TW"/>
-          </w:rPr>
-          <w:rPr>
-            <w:color w:val="0000EE"/>
-            <w:u w:val="single"/>
-          </w:rPr>
-          <w:t>結36:24–29</w:t>
-        </w:r>
-      </w:hyperlink>
+      <w:r>
+        <w:rPr>
+          <w:lang w:val="zh_TW" w:bidi="zh_TW"/>
+        </w:rPr>
+        <w:t>結36:24–29</w:t>
+      </w:r>
       <w:r>
         <w:rPr>
           <w:lang w:val="zh_TW" w:bidi="zh_TW"/>
@@ -376,66 +352,42 @@
           <w:lang w:val="zh_TW" w:bidi="zh_TW"/>
         </w:rPr>
       </w:r>
-      <w:hyperlink r:id="rId17">
-        <w:r>
-          <w:rPr>
-            <w:lang w:val="zh_TW" w:bidi="zh_TW"/>
-          </w:rPr>
-          <w:rPr>
-            <w:color w:val="0000EE"/>
-            <w:u w:val="single"/>
-          </w:rPr>
-          <w:t>詩篇第五十一篇</w:t>
-        </w:r>
-      </w:hyperlink>
+      <w:r>
+        <w:rPr>
+          <w:lang w:val="zh_TW" w:bidi="zh_TW"/>
+        </w:rPr>
+        <w:t>詩篇第五十一篇</w:t>
+      </w:r>
       <w:r>
         <w:rPr>
           <w:lang w:val="zh_TW" w:bidi="zh_TW"/>
         </w:rPr>
         <w:t>深刻分析了罪的內在意義。詩人承認「我是在罪孽裡生的」，表達他的生命從一開始就充滿罪。他的整個人格需要「潔淨」，因他被玷污了。儀式上的獻祭無法解決問題，唯有破碎、痛悔的心才能為神的潔淨做好準備。唯一的盼盼和唯一依靠之處，就在於神堅定的愛和豐富的憐憫。儘管舊約對罪的觀點十分嚴厲，但其中也包含了關於充滿恩典的赦免保證（</w:t>
       </w:r>
-      <w:hyperlink r:id="rId18">
-        <w:r>
-          <w:rPr>
-            <w:lang w:val="zh_TW" w:bidi="zh_TW"/>
-          </w:rPr>
-          <w:rPr>
-            <w:color w:val="0000EE"/>
-            <w:u w:val="single"/>
-          </w:rPr>
-          <w:t>詩103:8–14；</w:t>
-        </w:r>
-      </w:hyperlink>
-      <w:hyperlink r:id="rId19">
-        <w:r>
-          <w:rPr>
-            <w:lang w:val="zh_TW" w:bidi="zh_TW"/>
-          </w:rPr>
-          <w:rPr>
-            <w:color w:val="0000EE"/>
-            <w:u w:val="single"/>
-          </w:rPr>
-          <w:t>賽1:18</w:t>
-        </w:r>
-      </w:hyperlink>
+      <w:r>
+        <w:rPr>
+          <w:lang w:val="zh_TW" w:bidi="zh_TW"/>
+        </w:rPr>
+        <w:t>詩103:8–14；</w:t>
+      </w:r>
+      <w:r>
+        <w:rPr>
+          <w:lang w:val="zh_TW" w:bidi="zh_TW"/>
+        </w:rPr>
+        <w:t>賽1:18</w:t>
+      </w:r>
       <w:r>
         <w:rPr>
           <w:lang w:val="zh_TW" w:bidi="zh_TW"/>
         </w:rPr>
         <w:t>，</w:t>
       </w:r>
-      <w:hyperlink r:id="rId20">
-        <w:r>
-          <w:rPr>
-            <w:lang w:val="zh_TW" w:bidi="zh_TW"/>
-          </w:rPr>
-          <w:rPr>
-            <w:color w:val="0000EE"/>
-            <w:u w:val="single"/>
-          </w:rPr>
-          <w:t>55:6–7</w:t>
-        </w:r>
-      </w:hyperlink>
+      <w:r>
+        <w:rPr>
+          <w:lang w:val="zh_TW" w:bidi="zh_TW"/>
+        </w:rPr>
+        <w:t>55:6–7</w:t>
+      </w:r>
       <w:r>
         <w:rPr>
           <w:lang w:val="zh_TW" w:bidi="zh_TW"/>
@@ -467,72 +419,48 @@
         </w:rPr>
         <w:t>耶穌關於罪的教導強調了神恩典的饒恕和更新，祂不僅以權柄宣告「你的罪赦了」，還透過許多憐憫性的行為和社會上的認同，來顯明祂成為罪人的朋友，呼召他們悔改，重建他們的盼望和尊嚴（</w:t>
       </w:r>
-      <w:hyperlink r:id="rId21">
-        <w:r>
-          <w:rPr>
-            <w:lang w:val="zh_TW" w:bidi="zh_TW"/>
-          </w:rPr>
-          <w:rPr>
-            <w:color w:val="0000EE"/>
-            <w:u w:val="single"/>
-          </w:rPr>
-          <w:t>太9:1–13</w:t>
-        </w:r>
-      </w:hyperlink>
+      <w:r>
+        <w:rPr>
+          <w:lang w:val="zh_TW" w:bidi="zh_TW"/>
+        </w:rPr>
+        <w:t>太9:1–13</w:t>
+      </w:r>
       <w:r>
         <w:rPr>
           <w:lang w:val="zh_TW" w:bidi="zh_TW"/>
         </w:rPr>
         <w:t>，</w:t>
       </w:r>
-      <w:hyperlink r:id="rId22">
-        <w:r>
-          <w:rPr>
-            <w:lang w:val="zh_TW" w:bidi="zh_TW"/>
-          </w:rPr>
-          <w:rPr>
-            <w:color w:val="0000EE"/>
-            <w:u w:val="single"/>
-          </w:rPr>
-          <w:t>11:19</w:t>
-        </w:r>
-      </w:hyperlink>
+      <w:r>
+        <w:rPr>
+          <w:lang w:val="zh_TW" w:bidi="zh_TW"/>
+        </w:rPr>
+        <w:t>11:19</w:t>
+      </w:r>
       <w:r>
         <w:rPr>
           <w:lang w:val="zh_TW" w:bidi="zh_TW"/>
         </w:rPr>
         <w:t>；</w:t>
       </w:r>
-      <w:hyperlink r:id="rId23">
-        <w:r>
-          <w:rPr>
-            <w:lang w:val="zh_TW" w:bidi="zh_TW"/>
-          </w:rPr>
-          <w:rPr>
-            <w:color w:val="0000EE"/>
-            <w:u w:val="single"/>
-          </w:rPr>
-          <w:t>路15章</w:t>
-        </w:r>
-      </w:hyperlink>
+      <w:r>
+        <w:rPr>
+          <w:lang w:val="zh_TW" w:bidi="zh_TW"/>
+        </w:rPr>
+        <w:t>路15章</w:t>
+      </w:r>
       <w:r>
         <w:rPr>
           <w:lang w:val="zh_TW" w:bidi="zh_TW"/>
         </w:rPr>
         <w:t>，</w:t>
       </w:r>
-      <w:hyperlink r:id="rId24">
-        <w:r>
-          <w:rPr>
-            <w:lang w:val="zh_TW" w:bidi="zh_TW"/>
-          </w:rPr>
-          <w:rPr>
-            <w:color w:val="0000EE"/>
-            <w:u w:val="single"/>
-          </w:rPr>
-          <w:t>19:1–10</w:t>
-        </w:r>
-      </w:hyperlink>
+      <w:r>
+        <w:rPr>
+          <w:lang w:val="zh_TW" w:bidi="zh_TW"/>
+        </w:rPr>
+        <w:t>19:1–10</w:t>
+      </w:r>
       <w:r>
         <w:rPr>
           <w:lang w:val="zh_TW" w:bidi="zh_TW"/>
@@ -553,210 +481,138 @@
         </w:rPr>
         <w:t>耶穌對罪的來源所說不多，除了指出它源於人心和意志（</w:t>
       </w:r>
-      <w:hyperlink r:id="rId25">
-        <w:r>
-          <w:rPr>
-            <w:lang w:val="zh_TW" w:bidi="zh_TW"/>
-          </w:rPr>
-          <w:rPr>
-            <w:color w:val="0000EE"/>
-            <w:u w:val="single"/>
-          </w:rPr>
-          <w:t>太6:22–23</w:t>
-        </w:r>
-      </w:hyperlink>
+      <w:r>
+        <w:rPr>
+          <w:lang w:val="zh_TW" w:bidi="zh_TW"/>
+        </w:rPr>
+        <w:t>太6:22–23</w:t>
+      </w:r>
       <w:r>
         <w:rPr>
           <w:lang w:val="zh_TW" w:bidi="zh_TW"/>
         </w:rPr>
         <w:t>，</w:t>
       </w:r>
-      <w:hyperlink r:id="rId26">
-        <w:r>
-          <w:rPr>
-            <w:lang w:val="zh_TW" w:bidi="zh_TW"/>
-          </w:rPr>
-          <w:rPr>
-            <w:color w:val="0000EE"/>
-            <w:u w:val="single"/>
-          </w:rPr>
-          <w:t>7:17–19</w:t>
-        </w:r>
-      </w:hyperlink>
+      <w:r>
+        <w:rPr>
+          <w:lang w:val="zh_TW" w:bidi="zh_TW"/>
+        </w:rPr>
+        <w:t>7:17–19</w:t>
+      </w:r>
       <w:r>
         <w:rPr>
           <w:lang w:val="zh_TW" w:bidi="zh_TW"/>
         </w:rPr>
         <w:t>，</w:t>
       </w:r>
-      <w:hyperlink r:id="rId27">
-        <w:r>
-          <w:rPr>
-            <w:lang w:val="zh_TW" w:bidi="zh_TW"/>
-          </w:rPr>
-          <w:rPr>
-            <w:color w:val="0000EE"/>
-            <w:u w:val="single"/>
-          </w:rPr>
-          <w:t>18:7</w:t>
-        </w:r>
-      </w:hyperlink>
+      <w:r>
+        <w:rPr>
+          <w:lang w:val="zh_TW" w:bidi="zh_TW"/>
+        </w:rPr>
+        <w:t>18:7</w:t>
+      </w:r>
       <w:r>
         <w:rPr>
           <w:lang w:val="zh_TW" w:bidi="zh_TW"/>
         </w:rPr>
         <w:t>；</w:t>
       </w:r>
-      <w:hyperlink r:id="rId28">
-        <w:r>
-          <w:rPr>
-            <w:lang w:val="zh_TW" w:bidi="zh_TW"/>
-          </w:rPr>
-          <w:rPr>
-            <w:color w:val="0000EE"/>
-            <w:u w:val="single"/>
-          </w:rPr>
-          <w:t>可7:20–23</w:t>
-        </w:r>
-      </w:hyperlink>
+      <w:r>
+        <w:rPr>
+          <w:lang w:val="zh_TW" w:bidi="zh_TW"/>
+        </w:rPr>
+        <w:t>可7:20–23</w:t>
+      </w:r>
       <w:r>
         <w:rPr>
           <w:lang w:val="zh_TW" w:bidi="zh_TW"/>
         </w:rPr>
         <w:t>），但祂明顯重新定義了罪的範圍。律法只能評判人的行為，然而耶穌指出，憤怒、輕視、淫念、心硬和欺詐也都是罪。祂還提到忽視善行、無所作為的罪，如不結果子的樹、未使用的才幹、祭司忽視傷者，以及從未表現出的愛（</w:t>
       </w:r>
-      <w:hyperlink r:id="rId29">
-        <w:r>
-          <w:rPr>
-            <w:lang w:val="zh_TW" w:bidi="zh_TW"/>
-          </w:rPr>
-          <w:rPr>
-            <w:color w:val="0000EE"/>
-            <w:u w:val="single"/>
-          </w:rPr>
-          <w:t>太25:41–46</w:t>
-        </w:r>
-      </w:hyperlink>
+      <w:r>
+        <w:rPr>
+          <w:lang w:val="zh_TW" w:bidi="zh_TW"/>
+        </w:rPr>
+        <w:t>太25:41–46</w:t>
+      </w:r>
       <w:r>
         <w:rPr>
           <w:lang w:val="zh_TW" w:bidi="zh_TW"/>
         </w:rPr>
         <w:t>）。祂特別譴責對愛的冒犯——不友善、固執敵意、自私、漠不關心（</w:t>
       </w:r>
-      <w:hyperlink r:id="rId30">
-        <w:r>
-          <w:rPr>
-            <w:lang w:val="zh_TW" w:bidi="zh_TW"/>
-          </w:rPr>
-          <w:rPr>
-            <w:color w:val="0000EE"/>
-            <w:u w:val="single"/>
-          </w:rPr>
-          <w:t>路12:16–21，</w:t>
-        </w:r>
-      </w:hyperlink>
-      <w:hyperlink r:id="rId31">
-        <w:r>
-          <w:rPr>
-            <w:lang w:val="zh_TW" w:bidi="zh_TW"/>
-          </w:rPr>
-          <w:rPr>
-            <w:color w:val="0000EE"/>
-            <w:u w:val="single"/>
-          </w:rPr>
-          <w:t>16:19–31</w:t>
-        </w:r>
-      </w:hyperlink>
+      <w:r>
+        <w:rPr>
+          <w:lang w:val="zh_TW" w:bidi="zh_TW"/>
+        </w:rPr>
+        <w:t>路12:16–21，</w:t>
+      </w:r>
+      <w:r>
+        <w:rPr>
+          <w:lang w:val="zh_TW" w:bidi="zh_TW"/>
+        </w:rPr>
+        <w:t>16:19–31</w:t>
+      </w:r>
       <w:r>
         <w:rPr>
           <w:lang w:val="zh_TW" w:bidi="zh_TW"/>
         </w:rPr>
         <w:t>）。祂還譴責自義和屬靈的瞎眼（</w:t>
       </w:r>
-      <w:hyperlink r:id="rId32">
-        <w:r>
-          <w:rPr>
-            <w:lang w:val="zh_TW" w:bidi="zh_TW"/>
-          </w:rPr>
-          <w:rPr>
-            <w:color w:val="0000EE"/>
-            <w:u w:val="single"/>
-          </w:rPr>
-          <w:t>太23:16–26</w:t>
-        </w:r>
-      </w:hyperlink>
+      <w:r>
+        <w:rPr>
+          <w:lang w:val="zh_TW" w:bidi="zh_TW"/>
+        </w:rPr>
+        <w:t>太23:16–26</w:t>
+      </w:r>
       <w:r>
         <w:rPr>
           <w:lang w:val="zh_TW" w:bidi="zh_TW"/>
         </w:rPr>
         <w:t>；</w:t>
       </w:r>
-      <w:hyperlink r:id="rId33">
-        <w:r>
-          <w:rPr>
-            <w:lang w:val="zh_TW" w:bidi="zh_TW"/>
-          </w:rPr>
-          <w:rPr>
-            <w:color w:val="0000EE"/>
-            <w:u w:val="single"/>
-          </w:rPr>
-          <w:t>可3:22–30</w:t>
-        </w:r>
-      </w:hyperlink>
+      <w:r>
+        <w:rPr>
+          <w:lang w:val="zh_TW" w:bidi="zh_TW"/>
+        </w:rPr>
+        <w:t>可3:22–30</w:t>
+      </w:r>
       <w:r>
         <w:rPr>
           <w:lang w:val="zh_TW" w:bidi="zh_TW"/>
         </w:rPr>
         <w:t>）。耶穌將罪比作疾病（</w:t>
       </w:r>
-      <w:hyperlink r:id="rId34">
-        <w:r>
-          <w:rPr>
-            <w:lang w:val="zh_TW" w:bidi="zh_TW"/>
-          </w:rPr>
-          <w:rPr>
-            <w:color w:val="0000EE"/>
-            <w:u w:val="single"/>
-          </w:rPr>
-          <w:t>可2:17</w:t>
-        </w:r>
-      </w:hyperlink>
+      <w:r>
+        <w:rPr>
+          <w:lang w:val="zh_TW" w:bidi="zh_TW"/>
+        </w:rPr>
+        <w:t>可2:17</w:t>
+      </w:r>
       <w:r>
         <w:rPr>
           <w:lang w:val="zh_TW" w:bidi="zh_TW"/>
         </w:rPr>
         <w:t>），有時比作愚蠢（</w:t>
       </w:r>
-      <w:hyperlink r:id="rId35">
-        <w:r>
-          <w:rPr>
-            <w:lang w:val="zh_TW" w:bidi="zh_TW"/>
-          </w:rPr>
-          <w:rPr>
-            <w:color w:val="0000EE"/>
-            <w:u w:val="single"/>
-          </w:rPr>
-          <w:t>路12:20</w:t>
-        </w:r>
-      </w:hyperlink>
+      <w:r>
+        <w:rPr>
+          <w:lang w:val="zh_TW" w:bidi="zh_TW"/>
+        </w:rPr>
+        <w:t>路12:20</w:t>
+      </w:r>
       <w:r>
         <w:rPr>
           <w:lang w:val="zh_TW" w:bidi="zh_TW"/>
         </w:rPr>
         <w:t>）。儘管如此，耶穌宣稱墮落的人，在神的幫助下可以得到醫治（</w:t>
       </w:r>
-      <w:hyperlink r:id="rId36">
-        <w:r>
-          <w:rPr>
-            <w:lang w:val="zh_TW" w:bidi="zh_TW"/>
-          </w:rPr>
-          <w:rPr>
-            <w:color w:val="0000EE"/>
-            <w:u w:val="single"/>
-          </w:rPr>
-          <w:t>7:36–50</w:t>
-        </w:r>
-      </w:hyperlink>
+      <w:r>
+        <w:rPr>
+          <w:lang w:val="zh_TW" w:bidi="zh_TW"/>
+        </w:rPr>
+        <w:t>7:36–50</w:t>
+      </w:r>
       <w:r>
         <w:rPr>
           <w:lang w:val="zh_TW" w:bidi="zh_TW"/>
@@ -788,18 +644,12 @@
         </w:rPr>
         <w:t>約翰福音假定罪人的需要，而基督作為羔羊，為擔當世人的罪而犧牲，並在基督裡提供光與生命。新約中強調的重點是，罪是拒絕接受基督所提供的救恩，並拒絕神對世界的愛——拒絕相信。人因愛黑暗、拒絕光明、不接受救主基督而受到審判（</w:t>
       </w:r>
-      <w:hyperlink r:id="rId37">
-        <w:r>
-          <w:rPr>
-            <w:lang w:val="zh_TW" w:bidi="zh_TW"/>
-          </w:rPr>
-          <w:rPr>
-            <w:color w:val="0000EE"/>
-            <w:u w:val="single"/>
-          </w:rPr>
-          <w:t>約3:16–21</w:t>
-        </w:r>
-      </w:hyperlink>
+      <w:r>
+        <w:rPr>
+          <w:lang w:val="zh_TW" w:bidi="zh_TW"/>
+        </w:rPr>
+        <w:t>約3:16–21</w:t>
+      </w:r>
       <w:r>
         <w:rPr>
           <w:lang w:val="zh_TW" w:bidi="zh_TW"/>
@@ -820,36 +670,24 @@
         </w:rPr>
         <w:t>針對諾斯底主義（Gnosticism）所認為的，高階基督徒的罪無關緊要，約翰壹書強調基督徒的生活中不能容忍罪，列舉了15個理由，並重申罪既是對真理的無知，也是缺乏愛心（</w:t>
       </w:r>
-      <w:hyperlink r:id="rId38">
-        <w:r>
-          <w:rPr>
-            <w:lang w:val="zh_TW" w:bidi="zh_TW"/>
-          </w:rPr>
-          <w:rPr>
-            <w:color w:val="0000EE"/>
-            <w:u w:val="single"/>
-          </w:rPr>
-          <w:t>約一3:3–10</w:t>
-        </w:r>
-      </w:hyperlink>
+      <w:r>
+        <w:rPr>
+          <w:lang w:val="zh_TW" w:bidi="zh_TW"/>
+        </w:rPr>
+        <w:t>約一3:3–10</w:t>
+      </w:r>
       <w:r>
         <w:rPr>
           <w:lang w:val="zh_TW" w:bidi="zh_TW"/>
         </w:rPr>
         <w:t>）。然而，神會赦免那些承認自己的罪的人，基督為他們贖罪，並為他們代求（</w:t>
       </w:r>
-      <w:hyperlink r:id="rId39">
-        <w:r>
-          <w:rPr>
-            <w:lang w:val="zh_TW" w:bidi="zh_TW"/>
-          </w:rPr>
-          <w:rPr>
-            <w:color w:val="0000EE"/>
-            <w:u w:val="single"/>
-          </w:rPr>
-          <w:t>1:7–2:2</w:t>
-        </w:r>
-      </w:hyperlink>
+      <w:r>
+        <w:rPr>
+          <w:lang w:val="zh_TW" w:bidi="zh_TW"/>
+        </w:rPr>
+        <w:t>1:7–2:2</w:t>
+      </w:r>
       <w:r>
         <w:rPr>
           <w:lang w:val="zh_TW" w:bidi="zh_TW"/>
@@ -881,216 +719,144 @@
         </w:rPr>
         <w:t>保羅從觀察和聖經中強烈地指出，所有人都犯了罪（</w:t>
       </w:r>
-      <w:hyperlink r:id="rId40">
-        <w:r>
-          <w:rPr>
-            <w:lang w:val="zh_TW" w:bidi="zh_TW"/>
-          </w:rPr>
-          <w:rPr>
-            <w:color w:val="0000EE"/>
-            <w:u w:val="single"/>
-          </w:rPr>
-          <w:t>羅1–3章</w:t>
-        </w:r>
-      </w:hyperlink>
+      <w:r>
+        <w:rPr>
+          <w:lang w:val="zh_TW" w:bidi="zh_TW"/>
+        </w:rPr>
+        <w:t>羅1–3章</w:t>
+      </w:r>
       <w:r>
         <w:rPr>
           <w:lang w:val="zh_TW" w:bidi="zh_TW"/>
         </w:rPr>
         <w:t>）。對他來說，罪是一股力量、一種權勢、一種統治人內在的「律」（</w:t>
       </w:r>
-      <w:hyperlink r:id="rId41">
-        <w:r>
-          <w:rPr>
-            <w:lang w:val="zh_TW" w:bidi="zh_TW"/>
-          </w:rPr>
-          <w:rPr>
-            <w:color w:val="0000EE"/>
-            <w:u w:val="single"/>
-          </w:rPr>
-          <w:t>羅5:21</w:t>
-        </w:r>
-      </w:hyperlink>
+      <w:r>
+        <w:rPr>
+          <w:lang w:val="zh_TW" w:bidi="zh_TW"/>
+        </w:rPr>
+        <w:t>羅5:21</w:t>
+      </w:r>
       <w:r>
         <w:rPr>
           <w:lang w:val="zh_TW" w:bidi="zh_TW"/>
         </w:rPr>
         <w:t>，</w:t>
       </w:r>
-      <w:hyperlink r:id="rId42">
-        <w:r>
-          <w:rPr>
-            <w:lang w:val="zh_TW" w:bidi="zh_TW"/>
-          </w:rPr>
-          <w:rPr>
-            <w:color w:val="0000EE"/>
-            <w:u w:val="single"/>
-          </w:rPr>
-          <w:t>7:23</w:t>
-        </w:r>
-      </w:hyperlink>
+      <w:r>
+        <w:rPr>
+          <w:lang w:val="zh_TW" w:bidi="zh_TW"/>
+        </w:rPr>
+        <w:t>7:23</w:t>
+      </w:r>
       <w:r>
         <w:rPr>
           <w:lang w:val="zh_TW" w:bidi="zh_TW"/>
         </w:rPr>
         <w:t>，</w:t>
       </w:r>
-      <w:hyperlink r:id="rId43">
-        <w:r>
-          <w:rPr>
-            <w:lang w:val="zh_TW" w:bidi="zh_TW"/>
-          </w:rPr>
-          <w:rPr>
-            <w:color w:val="0000EE"/>
-            <w:u w:val="single"/>
-          </w:rPr>
-          <w:t>8:2</w:t>
-        </w:r>
-      </w:hyperlink>
+      <w:r>
+        <w:rPr>
+          <w:lang w:val="zh_TW" w:bidi="zh_TW"/>
+        </w:rPr>
+        <w:t>8:2</w:t>
+      </w:r>
       <w:r>
         <w:rPr>
           <w:lang w:val="zh_TW" w:bidi="zh_TW"/>
         </w:rPr>
         <w:t>；</w:t>
       </w:r>
-      <w:hyperlink r:id="rId44">
-        <w:r>
-          <w:rPr>
-            <w:lang w:val="zh_TW" w:bidi="zh_TW"/>
-          </w:rPr>
-          <w:rPr>
-            <w:color w:val="0000EE"/>
-            <w:u w:val="single"/>
-          </w:rPr>
-          <w:t>林前15:56</w:t>
-        </w:r>
-      </w:hyperlink>
+      <w:r>
+        <w:rPr>
+          <w:lang w:val="zh_TW" w:bidi="zh_TW"/>
+        </w:rPr>
+        <w:t>林前15:56</w:t>
+      </w:r>
       <w:r>
         <w:rPr>
           <w:lang w:val="zh_TW" w:bidi="zh_TW"/>
         </w:rPr>
         <w:t>），導致各種邪惡的行為——良心麻木（</w:t>
       </w:r>
-      <w:hyperlink r:id="rId45">
-        <w:r>
-          <w:rPr>
-            <w:lang w:val="zh_TW" w:bidi="zh_TW"/>
-          </w:rPr>
-          <w:rPr>
-            <w:color w:val="0000EE"/>
-            <w:u w:val="single"/>
-          </w:rPr>
-          <w:t>羅7:21–24</w:t>
-        </w:r>
-      </w:hyperlink>
+      <w:r>
+        <w:rPr>
+          <w:lang w:val="zh_TW" w:bidi="zh_TW"/>
+        </w:rPr>
+        <w:t>羅7:21–24</w:t>
+      </w:r>
       <w:r>
         <w:rPr>
           <w:lang w:val="zh_TW" w:bidi="zh_TW"/>
         </w:rPr>
         <w:t>）、與神的隔絕和死亡的轄制（</w:t>
       </w:r>
-      <w:hyperlink r:id="rId46">
-        <w:r>
-          <w:rPr>
-            <w:lang w:val="zh_TW" w:bidi="zh_TW"/>
-          </w:rPr>
-          <w:rPr>
-            <w:color w:val="0000EE"/>
-            <w:u w:val="single"/>
-          </w:rPr>
-          <w:t>羅5:10</w:t>
-        </w:r>
-      </w:hyperlink>
+      <w:r>
+        <w:rPr>
+          <w:lang w:val="zh_TW" w:bidi="zh_TW"/>
+        </w:rPr>
+        <w:t>羅5:10</w:t>
+      </w:r>
       <w:r>
         <w:rPr>
           <w:lang w:val="zh_TW" w:bidi="zh_TW"/>
         </w:rPr>
         <w:t>，</w:t>
       </w:r>
-      <w:hyperlink r:id="rId47">
-        <w:r>
-          <w:rPr>
-            <w:lang w:val="zh_TW" w:bidi="zh_TW"/>
-          </w:rPr>
-          <w:rPr>
-            <w:color w:val="0000EE"/>
-            <w:u w:val="single"/>
-          </w:rPr>
-          <w:t>6:23</w:t>
-        </w:r>
-      </w:hyperlink>
+      <w:r>
+        <w:rPr>
+          <w:lang w:val="zh_TW" w:bidi="zh_TW"/>
+        </w:rPr>
+        <w:t>6:23</w:t>
+      </w:r>
       <w:r>
         <w:rPr>
           <w:lang w:val="zh_TW" w:bidi="zh_TW"/>
         </w:rPr>
         <w:t>；</w:t>
       </w:r>
-      <w:hyperlink r:id="rId48">
-        <w:r>
-          <w:rPr>
-            <w:lang w:val="zh_TW" w:bidi="zh_TW"/>
-          </w:rPr>
-          <w:rPr>
-            <w:color w:val="0000EE"/>
-            <w:u w:val="single"/>
-          </w:rPr>
-          <w:t>弗2:1–5，12</w:t>
-        </w:r>
-      </w:hyperlink>
+      <w:r>
+        <w:rPr>
+          <w:lang w:val="zh_TW" w:bidi="zh_TW"/>
+        </w:rPr>
+        <w:t>弗2:1–5，12</w:t>
+      </w:r>
       <w:r>
         <w:rPr>
           <w:lang w:val="zh_TW" w:bidi="zh_TW"/>
         </w:rPr>
         <w:t>；</w:t>
       </w:r>
-      <w:hyperlink r:id="rId49">
-        <w:r>
-          <w:rPr>
-            <w:lang w:val="zh_TW" w:bidi="zh_TW"/>
-          </w:rPr>
-          <w:rPr>
-            <w:color w:val="0000EE"/>
-            <w:u w:val="single"/>
-          </w:rPr>
-          <w:t>西1:21</w:t>
-        </w:r>
-      </w:hyperlink>
+      <w:r>
+        <w:rPr>
+          <w:lang w:val="zh_TW" w:bidi="zh_TW"/>
+        </w:rPr>
+        <w:t>西1:21</w:t>
+      </w:r>
       <w:r>
         <w:rPr>
           <w:lang w:val="zh_TW" w:bidi="zh_TW"/>
         </w:rPr>
         <w:t>）。人無法自我改造（</w:t>
       </w:r>
-      <w:hyperlink r:id="rId50">
-        <w:r>
-          <w:rPr>
-            <w:lang w:val="zh_TW" w:bidi="zh_TW"/>
-          </w:rPr>
-          <w:rPr>
-            <w:color w:val="0000EE"/>
-            <w:u w:val="single"/>
-          </w:rPr>
-          <w:t>羅7:24</w:t>
-        </w:r>
-      </w:hyperlink>
+      <w:r>
+        <w:rPr>
+          <w:lang w:val="zh_TW" w:bidi="zh_TW"/>
+        </w:rPr>
+        <w:t>羅7:24</w:t>
+      </w:r>
       <w:r>
         <w:rPr>
           <w:lang w:val="zh_TW" w:bidi="zh_TW"/>
         </w:rPr>
         <w:t>）。保羅對這種絕望的普遍狀況有不同的解釋。一些讀者認為</w:t>
       </w:r>
-      <w:hyperlink r:id="rId51">
-        <w:r>
-          <w:rPr>
-            <w:lang w:val="zh_TW" w:bidi="zh_TW"/>
-          </w:rPr>
-          <w:rPr>
-            <w:color w:val="0000EE"/>
-            <w:u w:val="single"/>
-          </w:rPr>
-          <w:t>羅馬書五章12至21節</w:t>
-        </w:r>
-      </w:hyperlink>
+      <w:r>
+        <w:rPr>
+          <w:lang w:val="zh_TW" w:bidi="zh_TW"/>
+        </w:rPr>
+        <w:t>羅馬書五章12至21節</w:t>
+      </w:r>
       <w:r>
         <w:rPr>
           <w:lang w:val="zh_TW" w:bidi="zh_TW"/>
@@ -1111,90 +877,60 @@
         </w:rPr>
         <w:t>保羅認為，解決罪的方法在於信徒與基督同死——對罪、對自我、對世界的死。與此同時，充滿大能的聖靈使人的生命從內裡更新，將人塑造成為基督的樣式，成為新造的人（</w:t>
       </w:r>
-      <w:hyperlink r:id="rId52">
-        <w:r>
-          <w:rPr>
-            <w:lang w:val="zh_TW" w:bidi="zh_TW"/>
-          </w:rPr>
-          <w:rPr>
-            <w:color w:val="0000EE"/>
-            <w:u w:val="single"/>
-          </w:rPr>
-          <w:t>羅3:21–26</w:t>
-        </w:r>
-      </w:hyperlink>
+      <w:r>
+        <w:rPr>
+          <w:lang w:val="zh_TW" w:bidi="zh_TW"/>
+        </w:rPr>
+        <w:t>羅3:21–26</w:t>
+      </w:r>
       <w:r>
         <w:rPr>
           <w:lang w:val="zh_TW" w:bidi="zh_TW"/>
         </w:rPr>
         <w:t>，</w:t>
       </w:r>
-      <w:hyperlink r:id="rId53">
-        <w:r>
-          <w:rPr>
-            <w:lang w:val="zh_TW" w:bidi="zh_TW"/>
-          </w:rPr>
-          <w:rPr>
-            <w:color w:val="0000EE"/>
-            <w:u w:val="single"/>
-          </w:rPr>
-          <w:t>5:6–9</w:t>
-        </w:r>
-      </w:hyperlink>
+      <w:r>
+        <w:rPr>
+          <w:lang w:val="zh_TW" w:bidi="zh_TW"/>
+        </w:rPr>
+        <w:t>5:6–9</w:t>
+      </w:r>
       <w:r>
         <w:rPr>
           <w:lang w:val="zh_TW" w:bidi="zh_TW"/>
         </w:rPr>
         <w:t>、</w:t>
       </w:r>
-      <w:hyperlink r:id="rId54">
-        <w:r>
-          <w:rPr>
-            <w:lang w:val="zh_TW" w:bidi="zh_TW"/>
-          </w:rPr>
-          <w:rPr>
-            <w:color w:val="0000EE"/>
-            <w:u w:val="single"/>
-          </w:rPr>
-          <w:t>6</w:t>
-        </w:r>
-      </w:hyperlink>
+      <w:r>
+        <w:rPr>
+          <w:lang w:val="zh_TW" w:bidi="zh_TW"/>
+        </w:rPr>
+        <w:t>6</w:t>
+      </w:r>
       <w:r>
         <w:rPr>
           <w:lang w:val="zh_TW" w:bidi="zh_TW"/>
         </w:rPr>
         <w:t>，</w:t>
       </w:r>
-      <w:hyperlink r:id="rId55">
-        <w:r>
-          <w:rPr>
-            <w:lang w:val="zh_TW" w:bidi="zh_TW"/>
-          </w:rPr>
-          <w:rPr>
-            <w:color w:val="0000EE"/>
-            <w:u w:val="single"/>
-          </w:rPr>
-          <w:t>8:1–4、28–29</w:t>
-        </w:r>
-      </w:hyperlink>
+      <w:r>
+        <w:rPr>
+          <w:lang w:val="zh_TW" w:bidi="zh_TW"/>
+        </w:rPr>
+        <w:t>8:1–4、28–29</w:t>
+      </w:r>
       <w:r>
         <w:rPr>
           <w:lang w:val="zh_TW" w:bidi="zh_TW"/>
         </w:rPr>
         <w:t>；</w:t>
       </w:r>
-      <w:hyperlink r:id="rId56">
-        <w:r>
-          <w:rPr>
-            <w:lang w:val="zh_TW" w:bidi="zh_TW"/>
-          </w:rPr>
-          <w:rPr>
-            <w:color w:val="0000EE"/>
-            <w:u w:val="single"/>
-          </w:rPr>
-          <w:t>林後5:14–21</w:t>
-        </w:r>
-      </w:hyperlink>
+      <w:r>
+        <w:rPr>
+          <w:lang w:val="zh_TW" w:bidi="zh_TW"/>
+        </w:rPr>
+        <w:t>林後5:14–21</w:t>
+      </w:r>
       <w:r>
         <w:rPr>
           <w:lang w:val="zh_TW" w:bidi="zh_TW"/>
